--- a/CalendarioAgo26/Laboratorios/Laboratorio1/1_Configuring_GRE_VPN.docx
+++ b/CalendarioAgo26/Laboratorios/Laboratorio1/1_Configuring_GRE_VPN.docx
@@ -4220,7 +4220,7 @@
 <w:ftr xmlns:wpc="http://schemas.microsoft.com/office/word/2010/wordprocessingCanvas" xmlns:cx="http://schemas.microsoft.com/office/drawing/2014/chartex" xmlns:cx1="http://schemas.microsoft.com/office/drawing/2015/9/8/chartex" xmlns:cx2="http://schemas.microsoft.com/office/drawing/2015/10/21/chartex" xmlns:cx3="http://schemas.microsoft.com/office/drawing/2016/5/9/chartex" xmlns:cx4="http://schemas.microsoft.com/office/drawing/2016/5/10/chartex" xmlns:cx5="http://schemas.microsoft.com/office/drawing/2016/5/11/chartex" xmlns:cx6="http://schemas.microsoft.com/office/drawing/2016/5/12/chartex" xmlns:cx7="http://schemas.microsoft.com/office/drawing/2016/5/13/chartex" xmlns:cx8="http://schemas.microsoft.com/office/drawing/2016/5/14/chartex" xmlns:mc="http://schemas.openxmlformats.org/markup-compatibility/2006" xmlns:aink="http://schemas.microsoft.com/office/drawing/2016/ink" xmlns:am3d="http://schemas.microsoft.com/office/drawing/2017/model3d" xmlns:o="urn:schemas-microsoft-com:office:office" xmlns:oel="http://schemas.microsoft.com/office/2019/extlst" xmlns:r="http://schemas.openxmlformats.org/officeDocument/2006/relationships" xmlns:m="http://schemas.openxmlformats.org/officeDocument/2006/math" xmlns:v="urn:schemas-microsoft-com:vml" xmlns:wp14="http://schemas.microsoft.com/office/word/2010/wordprocessingDrawing" xmlns:wp="http://schemas.openxmlformats.org/drawingml/2006/wordprocessingDrawing" xmlns:w10="urn:schemas-microsoft-com:office:word" xmlns:w="http://schemas.openxmlformats.org/wordprocessingml/2006/main" xmlns:w14="http://schemas.microsoft.com/office/word/2010/wordml" xmlns:w15="http://schemas.microsoft.com/office/word/2012/wordml" xmlns:w16cex="http://schemas.microsoft.com/office/word/2018/wordml/cex" xmlns:w16cid="http://schemas.microsoft.com/office/word/2016/wordml/cid" xmlns:w16="http://schemas.microsoft.com/office/word/2018/wordml" xmlns:w16du="http://schemas.microsoft.com/office/word/2023/wordml/word16du" xmlns:w16sdtdh="http://schemas.microsoft.com/office/word/2020/wordml/sdtdatahash" xmlns:w16sdtfl="http://schemas.microsoft.com/office/word/2024/wordml/sdtformatlock" xmlns:w16se="http://schemas.microsoft.com/office/word/2015/wordml/symex" xmlns:wpg="http://schemas.microsoft.com/office/word/2010/wordprocessingGroup" xmlns:wpi="http://schemas.microsoft.com/office/word/2010/wordprocessingInk" xmlns:wne="http://schemas.microsoft.com/office/word/2006/wordml" xmlns:wps="http://schemas.microsoft.com/office/word/2010/wordprocessingShape" mc:Ignorable="w14 w15 w16se w16cid w16 w16cex w16sdtdh w16sdtfl w16du wp14">
   <w:p>
     <w:pPr>
-      <w:pStyle w:val="Footer"/>
+      <w:pStyle w:val="Piedepgina"/>
       <w:rPr>
         <w:szCs w:val="16"/>
       </w:rPr>
@@ -4330,7 +4330,7 @@
 <w:ftr xmlns:wpc="http://schemas.microsoft.com/office/word/2010/wordprocessingCanvas" xmlns:cx="http://schemas.microsoft.com/office/drawing/2014/chartex" xmlns:cx1="http://schemas.microsoft.com/office/drawing/2015/9/8/chartex" xmlns:cx2="http://schemas.microsoft.com/office/drawing/2015/10/21/chartex" xmlns:cx3="http://schemas.microsoft.com/office/drawing/2016/5/9/chartex" xmlns:cx4="http://schemas.microsoft.com/office/drawing/2016/5/10/chartex" xmlns:cx5="http://schemas.microsoft.com/office/drawing/2016/5/11/chartex" xmlns:cx6="http://schemas.microsoft.com/office/drawing/2016/5/12/chartex" xmlns:cx7="http://schemas.microsoft.com/office/drawing/2016/5/13/chartex" xmlns:cx8="http://schemas.microsoft.com/office/drawing/2016/5/14/chartex" xmlns:mc="http://schemas.openxmlformats.org/markup-compatibility/2006" xmlns:aink="http://schemas.microsoft.com/office/drawing/2016/ink" xmlns:am3d="http://schemas.microsoft.com/office/drawing/2017/model3d" xmlns:o="urn:schemas-microsoft-com:office:office" xmlns:oel="http://schemas.microsoft.com/office/2019/extlst" xmlns:r="http://schemas.openxmlformats.org/officeDocument/2006/relationships" xmlns:m="http://schemas.openxmlformats.org/officeDocument/2006/math" xmlns:v="urn:schemas-microsoft-com:vml" xmlns:wp14="http://schemas.microsoft.com/office/word/2010/wordprocessingDrawing" xmlns:wp="http://schemas.openxmlformats.org/drawingml/2006/wordprocessingDrawing" xmlns:w10="urn:schemas-microsoft-com:office:word" xmlns:w="http://schemas.openxmlformats.org/wordprocessingml/2006/main" xmlns:w14="http://schemas.microsoft.com/office/word/2010/wordml" xmlns:w15="http://schemas.microsoft.com/office/word/2012/wordml" xmlns:w16cex="http://schemas.microsoft.com/office/word/2018/wordml/cex" xmlns:w16cid="http://schemas.microsoft.com/office/word/2016/wordml/cid" xmlns:w16="http://schemas.microsoft.com/office/word/2018/wordml" xmlns:w16du="http://schemas.microsoft.com/office/word/2023/wordml/word16du" xmlns:w16sdtdh="http://schemas.microsoft.com/office/word/2020/wordml/sdtdatahash" xmlns:w16sdtfl="http://schemas.microsoft.com/office/word/2024/wordml/sdtformatlock" xmlns:w16se="http://schemas.microsoft.com/office/word/2015/wordml/symex" xmlns:wpg="http://schemas.microsoft.com/office/word/2010/wordprocessingGroup" xmlns:wpi="http://schemas.microsoft.com/office/word/2010/wordprocessingInk" xmlns:wne="http://schemas.microsoft.com/office/word/2006/wordml" xmlns:wps="http://schemas.microsoft.com/office/word/2010/wordprocessingShape" mc:Ignorable="w14 w15 w16se w16cid w16 w16cex w16sdtdh w16sdtfl w16du wp14">
   <w:p>
     <w:pPr>
-      <w:pStyle w:val="Footer"/>
+      <w:pStyle w:val="Piedepgina"/>
       <w:rPr>
         <w:szCs w:val="16"/>
       </w:rPr>
@@ -4486,7 +4486,7 @@
 <w:hdr xmlns:wpc="http://schemas.microsoft.com/office/word/2010/wordprocessingCanvas" xmlns:cx="http://schemas.microsoft.com/office/drawing/2014/chartex" xmlns:cx1="http://schemas.microsoft.com/office/drawing/2015/9/8/chartex" xmlns:cx2="http://schemas.microsoft.com/office/drawing/2015/10/21/chartex" xmlns:cx3="http://schemas.microsoft.com/office/drawing/2016/5/9/chartex" xmlns:cx4="http://schemas.microsoft.com/office/drawing/2016/5/10/chartex" xmlns:cx5="http://schemas.microsoft.com/office/drawing/2016/5/11/chartex" xmlns:cx6="http://schemas.microsoft.com/office/drawing/2016/5/12/chartex" xmlns:cx7="http://schemas.microsoft.com/office/drawing/2016/5/13/chartex" xmlns:cx8="http://schemas.microsoft.com/office/drawing/2016/5/14/chartex" xmlns:mc="http://schemas.openxmlformats.org/markup-compatibility/2006" xmlns:aink="http://schemas.microsoft.com/office/drawing/2016/ink" xmlns:am3d="http://schemas.microsoft.com/office/drawing/2017/model3d" xmlns:o="urn:schemas-microsoft-com:office:office" xmlns:oel="http://schemas.microsoft.com/office/2019/extlst" xmlns:r="http://schemas.openxmlformats.org/officeDocument/2006/relationships" xmlns:m="http://schemas.openxmlformats.org/officeDocument/2006/math" xmlns:v="urn:schemas-microsoft-com:vml" xmlns:wp14="http://schemas.microsoft.com/office/word/2010/wordprocessingDrawing" xmlns:wp="http://schemas.openxmlformats.org/drawingml/2006/wordprocessingDrawing" xmlns:w10="urn:schemas-microsoft-com:office:word" xmlns:w="http://schemas.openxmlformats.org/wordprocessingml/2006/main" xmlns:w14="http://schemas.microsoft.com/office/word/2010/wordml" xmlns:w15="http://schemas.microsoft.com/office/word/2012/wordml" xmlns:w16cex="http://schemas.microsoft.com/office/word/2018/wordml/cex" xmlns:w16cid="http://schemas.microsoft.com/office/word/2016/wordml/cid" xmlns:w16="http://schemas.microsoft.com/office/word/2018/wordml" xmlns:w16du="http://schemas.microsoft.com/office/word/2023/wordml/word16du" xmlns:w16sdtdh="http://schemas.microsoft.com/office/word/2020/wordml/sdtdatahash" xmlns:w16sdtfl="http://schemas.microsoft.com/office/word/2024/wordml/sdtformatlock" xmlns:w16se="http://schemas.microsoft.com/office/word/2015/wordml/symex" xmlns:wpg="http://schemas.microsoft.com/office/word/2010/wordprocessingGroup" xmlns:wpi="http://schemas.microsoft.com/office/word/2010/wordprocessingInk" xmlns:wne="http://schemas.microsoft.com/office/word/2006/wordml" xmlns:wps="http://schemas.microsoft.com/office/word/2010/wordprocessingShape" mc:Ignorable="w14 w15 w16se w16cid w16 w16cex w16sdtdh w16sdtfl w16du wp14">
   <w:p>
     <w:pPr>
-      <w:pStyle w:val="Header"/>
+      <w:pStyle w:val="Encabezado"/>
     </w:pPr>
     <w:r>
       <w:rPr>
@@ -6037,11 +6037,11 @@
       <w:szCs w:val="22"/>
     </w:rPr>
   </w:style>
-  <w:style w:type="paragraph" w:styleId="Heading1">
+  <w:style w:type="paragraph" w:styleId="Ttulo1">
     <w:name w:val="heading 1"/>
     <w:basedOn w:val="Normal"/>
     <w:next w:val="Normal"/>
-    <w:link w:val="Heading1Char"/>
+    <w:link w:val="Ttulo1Car"/>
     <w:autoRedefine/>
     <w:uiPriority w:val="9"/>
     <w:unhideWhenUsed/>
@@ -6061,11 +6061,11 @@
       <w:szCs w:val="28"/>
     </w:rPr>
   </w:style>
-  <w:style w:type="paragraph" w:styleId="Heading2">
+  <w:style w:type="paragraph" w:styleId="Ttulo2">
     <w:name w:val="heading 2"/>
     <w:basedOn w:val="Normal"/>
     <w:next w:val="Normal"/>
-    <w:link w:val="Heading2Char"/>
+    <w:link w:val="Ttulo2Car"/>
     <w:autoRedefine/>
     <w:uiPriority w:val="9"/>
     <w:unhideWhenUsed/>
@@ -6085,13 +6085,13 @@
       <w:szCs w:val="26"/>
     </w:rPr>
   </w:style>
-  <w:style w:type="character" w:default="1" w:styleId="DefaultParagraphFont">
+  <w:style w:type="character" w:default="1" w:styleId="Fuentedeprrafopredeter">
     <w:name w:val="Default Paragraph Font"/>
     <w:uiPriority w:val="1"/>
     <w:semiHidden/>
     <w:unhideWhenUsed/>
   </w:style>
-  <w:style w:type="table" w:default="1" w:styleId="TableNormal">
+  <w:style w:type="table" w:default="1" w:styleId="Tablanormal">
     <w:name w:val="Normal Table"/>
     <w:uiPriority w:val="99"/>
     <w:semiHidden/>
@@ -6106,15 +6106,15 @@
       </w:tblCellMar>
     </w:tblPr>
   </w:style>
-  <w:style w:type="numbering" w:default="1" w:styleId="NoList">
+  <w:style w:type="numbering" w:default="1" w:styleId="Sinlista">
     <w:name w:val="No List"/>
     <w:uiPriority w:val="99"/>
     <w:semiHidden/>
     <w:unhideWhenUsed/>
   </w:style>
-  <w:style w:type="character" w:customStyle="1" w:styleId="Heading1Char">
-    <w:name w:val="Heading 1 Char"/>
-    <w:link w:val="Heading1"/>
+  <w:style w:type="character" w:customStyle="1" w:styleId="Ttulo1Car">
+    <w:name w:val="Título 1 Car"/>
+    <w:link w:val="Ttulo1"/>
     <w:uiPriority w:val="9"/>
     <w:rsid w:val="006007BB"/>
     <w:rPr>
@@ -6126,9 +6126,9 @@
       <w:szCs w:val="28"/>
     </w:rPr>
   </w:style>
-  <w:style w:type="character" w:customStyle="1" w:styleId="Heading2Char">
-    <w:name w:val="Heading 2 Char"/>
-    <w:link w:val="Heading2"/>
+  <w:style w:type="character" w:customStyle="1" w:styleId="Ttulo2Car">
+    <w:name w:val="Título 2 Car"/>
+    <w:link w:val="Ttulo2"/>
     <w:uiPriority w:val="9"/>
     <w:rsid w:val="006007BB"/>
     <w:rPr>
@@ -6226,10 +6226,10 @@
       <w:b/>
     </w:rPr>
   </w:style>
-  <w:style w:type="paragraph" w:styleId="Header">
+  <w:style w:type="paragraph" w:styleId="Encabezado">
     <w:name w:val="header"/>
     <w:basedOn w:val="Normal"/>
-    <w:link w:val="HeaderChar"/>
+    <w:link w:val="EncabezadoCar"/>
     <w:uiPriority w:val="99"/>
     <w:unhideWhenUsed/>
     <w:rsid w:val="0090659A"/>
@@ -6241,17 +6241,17 @@
       <w:spacing w:after="0" w:line="240" w:lineRule="auto"/>
     </w:pPr>
   </w:style>
-  <w:style w:type="character" w:customStyle="1" w:styleId="HeaderChar">
-    <w:name w:val="Header Char"/>
-    <w:basedOn w:val="DefaultParagraphFont"/>
-    <w:link w:val="Header"/>
+  <w:style w:type="character" w:customStyle="1" w:styleId="EncabezadoCar">
+    <w:name w:val="Encabezado Car"/>
+    <w:basedOn w:val="Fuentedeprrafopredeter"/>
+    <w:link w:val="Encabezado"/>
     <w:uiPriority w:val="99"/>
     <w:rsid w:val="0090659A"/>
   </w:style>
-  <w:style w:type="paragraph" w:styleId="Footer">
+  <w:style w:type="paragraph" w:styleId="Piedepgina">
     <w:name w:val="footer"/>
     <w:basedOn w:val="Normal"/>
-    <w:link w:val="FooterChar"/>
+    <w:link w:val="PiedepginaCar"/>
     <w:autoRedefine/>
     <w:uiPriority w:val="99"/>
     <w:unhideWhenUsed/>
@@ -6266,9 +6266,9 @@
       <w:sz w:val="16"/>
     </w:rPr>
   </w:style>
-  <w:style w:type="character" w:customStyle="1" w:styleId="FooterChar">
-    <w:name w:val="Footer Char"/>
-    <w:link w:val="Footer"/>
+  <w:style w:type="character" w:customStyle="1" w:styleId="PiedepginaCar">
+    <w:name w:val="Pie de página Car"/>
+    <w:link w:val="Piedepgina"/>
     <w:uiPriority w:val="99"/>
     <w:rsid w:val="00163164"/>
     <w:rPr>
@@ -6276,10 +6276,10 @@
       <w:szCs w:val="22"/>
     </w:rPr>
   </w:style>
-  <w:style w:type="paragraph" w:styleId="BalloonText">
+  <w:style w:type="paragraph" w:styleId="Textodeglobo">
     <w:name w:val="Balloon Text"/>
     <w:basedOn w:val="Normal"/>
-    <w:link w:val="BalloonTextChar"/>
+    <w:link w:val="TextodegloboCar"/>
     <w:uiPriority w:val="99"/>
     <w:semiHidden/>
     <w:unhideWhenUsed/>
@@ -6293,9 +6293,9 @@
       <w:szCs w:val="16"/>
     </w:rPr>
   </w:style>
-  <w:style w:type="character" w:customStyle="1" w:styleId="BalloonTextChar">
-    <w:name w:val="Balloon Text Char"/>
-    <w:link w:val="BalloonText"/>
+  <w:style w:type="character" w:customStyle="1" w:styleId="TextodegloboCar">
+    <w:name w:val="Texto de globo Car"/>
+    <w:link w:val="Textodeglobo"/>
     <w:uiPriority w:val="99"/>
     <w:semiHidden/>
     <w:rsid w:val="0090659A"/>
@@ -6337,9 +6337,9 @@
     <w:link w:val="TableText"/>
     <w:rsid w:val="00097163"/>
   </w:style>
-  <w:style w:type="table" w:styleId="TableGrid">
+  <w:style w:type="table" w:styleId="Tablaconcuadrcula">
     <w:name w:val="Table Grid"/>
-    <w:basedOn w:val="TableNormal"/>
+    <w:basedOn w:val="Tablanormal"/>
     <w:uiPriority w:val="59"/>
     <w:rsid w:val="005D354A"/>
     <w:tblPr>
@@ -6409,7 +6409,7 @@
   </w:style>
   <w:style w:type="paragraph" w:customStyle="1" w:styleId="PartHead">
     <w:name w:val="Part Head"/>
-    <w:basedOn w:val="ListParagraph"/>
+    <w:basedOn w:val="Prrafodelista"/>
     <w:next w:val="BodyTextL25"/>
     <w:qFormat/>
     <w:rsid w:val="00AE6051"/>
@@ -6513,10 +6513,10 @@
       <w:jc w:val="center"/>
     </w:pPr>
   </w:style>
-  <w:style w:type="paragraph" w:styleId="DocumentMap">
+  <w:style w:type="paragraph" w:styleId="Mapadeldocumento">
     <w:name w:val="Document Map"/>
     <w:basedOn w:val="Normal"/>
-    <w:link w:val="DocumentMapChar"/>
+    <w:link w:val="MapadeldocumentoCar"/>
     <w:uiPriority w:val="99"/>
     <w:semiHidden/>
     <w:unhideWhenUsed/>
@@ -6530,9 +6530,9 @@
       <w:szCs w:val="16"/>
     </w:rPr>
   </w:style>
-  <w:style w:type="character" w:customStyle="1" w:styleId="DocumentMapChar">
-    <w:name w:val="Document Map Char"/>
-    <w:link w:val="DocumentMap"/>
+  <w:style w:type="character" w:customStyle="1" w:styleId="MapadeldocumentoCar">
+    <w:name w:val="Mapa del documento Car"/>
+    <w:link w:val="Mapadeldocumento"/>
     <w:uiPriority w:val="99"/>
     <w:semiHidden/>
     <w:rsid w:val="00AB758A"/>
@@ -6591,7 +6591,7 @@
   </w:style>
   <w:style w:type="table" w:customStyle="1" w:styleId="LightList-Accent11">
     <w:name w:val="Light List - Accent 11"/>
-    <w:basedOn w:val="TableNormal"/>
+    <w:basedOn w:val="Tablanormal"/>
     <w:uiPriority w:val="61"/>
     <w:rsid w:val="00915986"/>
     <w:tblPr>
@@ -6673,7 +6673,7 @@
   </w:style>
   <w:style w:type="table" w:customStyle="1" w:styleId="LabTableStyle">
     <w:name w:val="Lab_Table_Style"/>
-    <w:basedOn w:val="TableNormal"/>
+    <w:basedOn w:val="Tablanormal"/>
     <w:uiPriority w:val="99"/>
     <w:qFormat/>
     <w:rsid w:val="00E87D62"/>
@@ -6743,7 +6743,7 @@
   </w:style>
   <w:style w:type="numbering" w:customStyle="1" w:styleId="BulletList">
     <w:name w:val="Bullet_List"/>
-    <w:basedOn w:val="NoList"/>
+    <w:basedOn w:val="Sinlista"/>
     <w:uiPriority w:val="99"/>
     <w:rsid w:val="00AC507D"/>
     <w:pPr>
@@ -6754,7 +6754,7 @@
   </w:style>
   <w:style w:type="numbering" w:customStyle="1" w:styleId="PartStepSubStepList">
     <w:name w:val="Part_Step_SubStep_List"/>
-    <w:basedOn w:val="NoList"/>
+    <w:basedOn w:val="Sinlista"/>
     <w:uiPriority w:val="99"/>
     <w:rsid w:val="00AE6051"/>
     <w:pPr>
@@ -6782,7 +6782,7 @@
       <w:color w:val="FF0000"/>
     </w:rPr>
   </w:style>
-  <w:style w:type="paragraph" w:styleId="ListParagraph">
+  <w:style w:type="paragraph" w:styleId="Prrafodelista">
     <w:name w:val="List Paragraph"/>
     <w:basedOn w:val="Normal"/>
     <w:uiPriority w:val="34"/>
@@ -6802,10 +6802,10 @@
       <w:b/>
     </w:rPr>
   </w:style>
-  <w:style w:type="paragraph" w:styleId="HTMLPreformatted">
+  <w:style w:type="paragraph" w:styleId="HTMLconformatoprevio">
     <w:name w:val="HTML Preformatted"/>
     <w:basedOn w:val="Normal"/>
-    <w:link w:val="HTMLPreformattedChar"/>
+    <w:link w:val="HTMLconformatoprevioCar"/>
     <w:uiPriority w:val="99"/>
     <w:semiHidden/>
     <w:unhideWhenUsed/>
@@ -6837,9 +6837,9 @@
       <w:szCs w:val="20"/>
     </w:rPr>
   </w:style>
-  <w:style w:type="character" w:customStyle="1" w:styleId="HTMLPreformattedChar">
-    <w:name w:val="HTML Preformatted Char"/>
-    <w:link w:val="HTMLPreformatted"/>
+  <w:style w:type="character" w:customStyle="1" w:styleId="HTMLconformatoprevioCar">
+    <w:name w:val="HTML con formato previo Car"/>
+    <w:link w:val="HTMLconformatoprevio"/>
     <w:uiPriority w:val="99"/>
     <w:semiHidden/>
     <w:rsid w:val="00C6495E"/>
@@ -6847,7 +6847,7 @@
       <w:rFonts w:ascii="Courier New" w:eastAsia="Times New Roman" w:hAnsi="Courier New" w:cs="Courier New"/>
     </w:rPr>
   </w:style>
-  <w:style w:type="character" w:styleId="CommentReference">
+  <w:style w:type="character" w:styleId="Refdecomentario">
     <w:name w:val="annotation reference"/>
     <w:uiPriority w:val="99"/>
     <w:semiHidden/>
@@ -6858,10 +6858,10 @@
       <w:szCs w:val="16"/>
     </w:rPr>
   </w:style>
-  <w:style w:type="paragraph" w:styleId="CommentText">
+  <w:style w:type="paragraph" w:styleId="Textocomentario">
     <w:name w:val="annotation text"/>
     <w:basedOn w:val="Normal"/>
-    <w:link w:val="CommentTextChar"/>
+    <w:link w:val="TextocomentarioCar"/>
     <w:uiPriority w:val="99"/>
     <w:semiHidden/>
     <w:unhideWhenUsed/>
@@ -6871,19 +6871,19 @@
       <w:szCs w:val="20"/>
     </w:rPr>
   </w:style>
-  <w:style w:type="character" w:customStyle="1" w:styleId="CommentTextChar">
-    <w:name w:val="Comment Text Char"/>
-    <w:basedOn w:val="DefaultParagraphFont"/>
-    <w:link w:val="CommentText"/>
+  <w:style w:type="character" w:customStyle="1" w:styleId="TextocomentarioCar">
+    <w:name w:val="Texto comentario Car"/>
+    <w:basedOn w:val="Fuentedeprrafopredeter"/>
+    <w:link w:val="Textocomentario"/>
     <w:uiPriority w:val="99"/>
     <w:semiHidden/>
     <w:rsid w:val="000B2344"/>
   </w:style>
-  <w:style w:type="paragraph" w:styleId="CommentSubject">
+  <w:style w:type="paragraph" w:styleId="Asuntodelcomentario">
     <w:name w:val="annotation subject"/>
-    <w:basedOn w:val="CommentText"/>
-    <w:next w:val="CommentText"/>
-    <w:link w:val="CommentSubjectChar"/>
+    <w:basedOn w:val="Textocomentario"/>
+    <w:next w:val="Textocomentario"/>
+    <w:link w:val="AsuntodelcomentarioCar"/>
     <w:uiPriority w:val="99"/>
     <w:semiHidden/>
     <w:unhideWhenUsed/>
@@ -6893,9 +6893,9 @@
       <w:bCs/>
     </w:rPr>
   </w:style>
-  <w:style w:type="character" w:customStyle="1" w:styleId="CommentSubjectChar">
-    <w:name w:val="Comment Subject Char"/>
-    <w:link w:val="CommentSubject"/>
+  <w:style w:type="character" w:customStyle="1" w:styleId="AsuntodelcomentarioCar">
+    <w:name w:val="Asunto del comentario Car"/>
+    <w:link w:val="Asuntodelcomentario"/>
     <w:uiPriority w:val="99"/>
     <w:semiHidden/>
     <w:rsid w:val="000B2344"/>
@@ -6918,7 +6918,7 @@
   </w:style>
   <w:style w:type="numbering" w:customStyle="1" w:styleId="SectionList">
     <w:name w:val="Section_List"/>
-    <w:basedOn w:val="NoList"/>
+    <w:basedOn w:val="Sinlista"/>
     <w:uiPriority w:val="99"/>
     <w:rsid w:val="00596998"/>
     <w:pPr>
@@ -6927,7 +6927,7 @@
       </w:numPr>
     </w:pPr>
   </w:style>
-  <w:style w:type="paragraph" w:styleId="Revision">
+  <w:style w:type="paragraph" w:styleId="Revisin">
     <w:name w:val="Revision"/>
     <w:hidden/>
     <w:uiPriority w:val="99"/>
